--- a/src/content/bios/Boutros-Ghali 2019.docx
+++ b/src/content/bios/Boutros-Ghali 2019.docx
@@ -1,6 +1,6 @@
 
 <file path=word/document.xml><?xml version="1.0" encoding="utf-8"?>
-<w:document xmlns:wpc="http://schemas.microsoft.com/office/word/2010/wordprocessingCanvas" xmlns:cx="http://schemas.microsoft.com/office/drawing/2014/chartex" xmlns:cx1="http://schemas.microsoft.com/office/drawing/2015/9/8/chartex" xmlns:cx2="http://schemas.microsoft.com/office/drawing/2015/10/21/chartex" xmlns:cx3="http://schemas.microsoft.com/office/drawing/2016/5/9/chartex" xmlns:cx4="http://schemas.microsoft.com/office/drawing/2016/5/10/chartex" xmlns:cx5="http://schemas.microsoft.com/office/drawing/2016/5/11/chartex" xmlns:cx6="http://schemas.microsoft.com/office/drawing/2016/5/12/chartex" xmlns:cx7="http://schemas.microsoft.com/office/drawing/2016/5/13/chartex" xmlns:cx8="http://schemas.microsoft.com/office/drawing/2016/5/14/chartex" xmlns:mc="http://schemas.openxmlformats.org/markup-compatibility/2006" xmlns:aink="http://schemas.microsoft.com/office/drawing/2016/ink" xmlns:am3d="http://schemas.microsoft.com/office/drawing/2017/model3d" xmlns:o="urn:schemas-microsoft-com:office:office" xmlns:oel="http://schemas.microsoft.com/office/2019/extlst" xmlns:r="http://schemas.openxmlformats.org/officeDocument/2006/relationships" xmlns:m="http://schemas.openxmlformats.org/officeDocument/2006/math" xmlns:v="urn:schemas-microsoft-com:vml" xmlns:wp14="http://schemas.microsoft.com/office/word/2010/wordprocessingDrawing" xmlns:wp="http://schemas.openxmlformats.org/drawingml/2006/wordprocessingDrawing" xmlns:w10="urn:schemas-microsoft-com:office:word" xmlns:w="http://schemas.openxmlformats.org/wordprocessingml/2006/main" xmlns:w14="http://schemas.microsoft.com/office/word/2010/wordml" xmlns:w15="http://schemas.microsoft.com/office/word/2012/wordml" xmlns:w16cex="http://schemas.microsoft.com/office/word/2018/wordml/cex" xmlns:w16cid="http://schemas.microsoft.com/office/word/2016/wordml/cid" xmlns:w16="http://schemas.microsoft.com/office/word/2018/wordml" xmlns:w16du="http://schemas.microsoft.com/office/word/2023/wordml/word16du" xmlns:w16sdtdh="http://schemas.microsoft.com/office/word/2020/wordml/sdtdatahash" xmlns:w16sdtfl="http://schemas.microsoft.com/office/word/2024/wordml/sdtformatlock" xmlns:w16se="http://schemas.microsoft.com/office/word/2015/wordml/symex" xmlns:wpg="http://schemas.microsoft.com/office/word/2010/wordprocessingGroup" xmlns:wpi="http://schemas.microsoft.com/office/word/2010/wordprocessingInk" xmlns:wne="http://schemas.microsoft.com/office/word/2006/wordml" xmlns:wps="http://schemas.microsoft.com/office/word/2010/wordprocessingShape" mc:Ignorable="w14 w15 w16se w16cid w16 w16cex w16sdtdh w16sdtfl w16du wp14">
+<w:document xmlns:wpc="http://schemas.microsoft.com/office/word/2010/wordprocessingCanvas" xmlns:cx="http://schemas.microsoft.com/office/drawing/2014/chartex" xmlns:cx1="http://schemas.microsoft.com/office/drawing/2015/9/8/chartex" xmlns:cx2="http://schemas.microsoft.com/office/drawing/2015/10/21/chartex" xmlns:cx3="http://schemas.microsoft.com/office/drawing/2016/5/9/chartex" xmlns:cx4="http://schemas.microsoft.com/office/drawing/2016/5/10/chartex" xmlns:cx5="http://schemas.microsoft.com/office/drawing/2016/5/11/chartex" xmlns:cx6="http://schemas.microsoft.com/office/drawing/2016/5/12/chartex" xmlns:cx7="http://schemas.microsoft.com/office/drawing/2016/5/13/chartex" xmlns:cx8="http://schemas.microsoft.com/office/drawing/2016/5/14/chartex" xmlns:mc="http://schemas.openxmlformats.org/markup-compatibility/2006" xmlns:m="http://schemas.openxmlformats.org/officeDocument/2006/math" xmlns:aink="http://schemas.microsoft.com/office/drawing/2016/ink" xmlns:am3d="http://schemas.microsoft.com/office/drawing/2017/model3d" xmlns:oel="http://schemas.microsoft.com/office/2019/extlst" xmlns:r="http://schemas.openxmlformats.org/officeDocument/2006/relationships" xmlns:wp14="http://schemas.microsoft.com/office/word/2010/wordprocessingDrawing" xmlns:wp="http://schemas.openxmlformats.org/drawingml/2006/wordprocessingDrawing" xmlns:wpg="http://schemas.microsoft.com/office/word/2010/wordprocessingGroup" xmlns:wpi="http://schemas.microsoft.com/office/word/2010/wordprocessingInk" xmlns:wps="http://schemas.microsoft.com/office/word/2010/wordprocessingShape" xmlns:o="urn:schemas-microsoft-com:office:office" xmlns:v="urn:schemas-microsoft-com:vml" xmlns:w10="urn:schemas-microsoft-com:office:word" xmlns:w="http://schemas.openxmlformats.org/wordprocessingml/2006/main" xmlns:w14="http://schemas.microsoft.com/office/word/2010/wordml" xmlns:w15="http://schemas.microsoft.com/office/word/2012/wordml" xmlns:w16cei="http://schemas.microsoft.com/office/word/2026/wordml/cei" xmlns:w16cex="http://schemas.microsoft.com/office/word/2018/wordml/cex" xmlns:w16cid="http://schemas.microsoft.com/office/word/2016/wordml/cid" xmlns:w16="http://schemas.microsoft.com/office/word/2018/wordml" xmlns:w16sdtdh="http://schemas.microsoft.com/office/word/2020/wordml/sdtdatahash" xmlns:w16sdtfl="http://schemas.microsoft.com/office/word/2024/wordml/sdtformatlock" xmlns:w16se="http://schemas.microsoft.com/office/word/2015/wordml/symex" xmlns:w16du="http://schemas.microsoft.com/office/word/2023/wordml/word16du" xmlns:wne="http://schemas.microsoft.com/office/word/2006/wordml" mc:Ignorable="w14 w15 w16se w16cid w16 w16cex w16sdtdh w16sdtfl w16du wp14">
   <w:body>
     <w:p>
       <w:pPr>
@@ -359,7 +359,6 @@
         </w:rPr>
         <w:t xml:space="preserve">a </w:t>
       </w:r>
-      <w:proofErr w:type="spellStart"/>
       <w:r>
         <w:rPr>
           <w:rFonts w:ascii="Times New Roman" w:hAnsi="Times New Roman" w:cs="Times New Roman"/>
@@ -396,7 +395,6 @@
         </w:rPr>
         <w:t>bim</w:t>
       </w:r>
-      <w:proofErr w:type="spellEnd"/>
       <w:r>
         <w:rPr>
           <w:rFonts w:ascii="Times New Roman" w:hAnsi="Times New Roman" w:cs="Times New Roman"/>
@@ -494,8 +492,19 @@
           <w:sz w:val="24"/>
           <w:szCs w:val="24"/>
         </w:rPr>
-        <w:t xml:space="preserve"> after a few years</w:t>
-      </w:r>
+        <w:t xml:space="preserve"> after a few </w:t>
+      </w:r>
+      <w:proofErr w:type="gramStart"/>
+      <w:r>
+        <w:rPr>
+          <w:rFonts w:ascii="Times New Roman" w:hAnsi="Times New Roman" w:cs="Times New Roman"/>
+          <w:b/>
+          <w:sz w:val="24"/>
+          <w:szCs w:val="24"/>
+        </w:rPr>
+        <w:t>years</w:t>
+      </w:r>
+      <w:proofErr w:type="gramEnd"/>
       <w:r>
         <w:rPr>
           <w:rFonts w:ascii="Times New Roman" w:hAnsi="Times New Roman" w:cs="Times New Roman"/>
@@ -660,10 +669,10 @@
           <w:szCs w:val="24"/>
         </w:rPr>
         <w:drawing>
-          <wp:inline distT="0" distB="0" distL="0" distR="0" wp14:anchorId="386366A8" wp14:editId="751B796F">
-            <wp:extent cx="1846690" cy="2903855"/>
-            <wp:effectExtent l="0" t="0" r="0" b="4445"/>
-            <wp:docPr id="1" name="Picture 1" descr="UN Secretary-General in Satellite Link-up with Presidents of Argentina, Bolivia and Paraguay"/>
+          <wp:inline distT="0" distB="0" distL="0" distR="0" wp14:anchorId="7A977964" wp14:editId="5EF203E8">
+            <wp:extent cx="2055731" cy="2922363"/>
+            <wp:effectExtent l="0" t="0" r="1905" b="0"/>
+            <wp:docPr id="301239233" name="Afbeelding 1"/>
             <wp:cNvGraphicFramePr>
               <a:graphicFrameLocks xmlns:a="http://schemas.openxmlformats.org/drawingml/2006/main" noChangeAspect="1"/>
             </wp:cNvGraphicFramePr>
@@ -671,39 +680,29 @@
               <a:graphicData uri="http://schemas.openxmlformats.org/drawingml/2006/picture">
                 <pic:pic xmlns:pic="http://schemas.openxmlformats.org/drawingml/2006/picture">
                   <pic:nvPicPr>
-                    <pic:cNvPr id="0" name="Picture 1" descr="UN Secretary-General in Satellite Link-up with Presidents of Argentina, Bolivia and Paraguay"/>
-                    <pic:cNvPicPr>
-                      <a:picLocks noChangeAspect="1" noChangeArrowheads="1"/>
-                    </pic:cNvPicPr>
+                    <pic:cNvPr id="301239233" name="Afbeelding 301239233"/>
+                    <pic:cNvPicPr/>
                   </pic:nvPicPr>
-                  <pic:blipFill rotWithShape="1">
-                    <a:blip r:embed="rId8">
+                  <pic:blipFill>
+                    <a:blip r:embed="rId8" cstate="print">
                       <a:extLst>
                         <a:ext uri="{28A0092B-C50C-407E-A947-70E740481C1C}">
                           <a14:useLocalDpi xmlns:a14="http://schemas.microsoft.com/office/drawing/2010/main" val="0"/>
                         </a:ext>
                       </a:extLst>
                     </a:blip>
-                    <a:srcRect l="6515" t="6222" r="2706" b="-1082"/>
-                    <a:stretch/>
+                    <a:stretch>
+                      <a:fillRect/>
+                    </a:stretch>
                   </pic:blipFill>
-                  <pic:spPr bwMode="auto">
+                  <pic:spPr>
                     <a:xfrm>
                       <a:off x="0" y="0"/>
-                      <a:ext cx="1867837" cy="2937108"/>
+                      <a:ext cx="2076925" cy="2952492"/>
                     </a:xfrm>
                     <a:prstGeom prst="rect">
                       <a:avLst/>
                     </a:prstGeom>
-                    <a:noFill/>
-                    <a:ln>
-                      <a:noFill/>
-                    </a:ln>
-                    <a:extLst>
-                      <a:ext uri="{53640926-AAD7-44D8-BBD7-CCE9431645EC}">
-                        <a14:shadowObscured xmlns:a14="http://schemas.microsoft.com/office/drawing/2010/main"/>
-                      </a:ext>
-                    </a:extLst>
                   </pic:spPr>
                 </pic:pic>
               </a:graphicData>
@@ -715,7 +714,6 @@
     <w:p>
       <w:pPr>
         <w:spacing w:after="0" w:line="240" w:lineRule="auto"/>
-        <w:jc w:val="both"/>
         <w:rPr>
           <w:rFonts w:ascii="Times New Roman" w:eastAsia="Times New Roman" w:hAnsi="Times New Roman" w:cs="Times New Roman"/>
           <w:sz w:val="24"/>
@@ -744,65 +742,11 @@
       </w:r>
       <w:r>
         <w:rPr>
-          <w:rFonts w:ascii="Times New Roman" w:eastAsia="Times New Roman" w:hAnsi="Times New Roman" w:cs="Times New Roman"/>
-          <w:sz w:val="24"/>
-          <w:szCs w:val="24"/>
-          <w:lang w:eastAsia="en-GB"/>
-        </w:rPr>
-        <w:t>UN Photo</w:t>
-      </w:r>
-      <w:r>
-        <w:rPr>
-          <w:rFonts w:ascii="Times New Roman" w:eastAsia="Times New Roman" w:hAnsi="Times New Roman" w:cs="Times New Roman"/>
-          <w:sz w:val="24"/>
-          <w:szCs w:val="24"/>
-          <w:lang w:eastAsia="en-GB"/>
-        </w:rPr>
-        <w:t xml:space="preserve"> by </w:t>
-      </w:r>
-      <w:r>
-        <w:rPr>
-          <w:rFonts w:ascii="Times New Roman" w:eastAsia="Times New Roman" w:hAnsi="Times New Roman" w:cs="Times New Roman"/>
-          <w:sz w:val="24"/>
-          <w:szCs w:val="24"/>
-          <w:lang w:eastAsia="en-GB"/>
-        </w:rPr>
-        <w:t>Evan Schneider</w:t>
-      </w:r>
-    </w:p>
-    <w:p>
-      <w:pPr>
-        <w:spacing w:after="0" w:line="240" w:lineRule="auto"/>
-        <w:jc w:val="both"/>
-        <w:rPr>
-          <w:rFonts w:ascii="Times New Roman" w:hAnsi="Times New Roman" w:cs="Times New Roman"/>
-          <w:color w:val="4472C4" w:themeColor="accent1"/>
-          <w:sz w:val="24"/>
-          <w:szCs w:val="24"/>
-        </w:rPr>
-      </w:pPr>
-      <w:hyperlink r:id="rId9" w:history="1">
-        <w:r>
-          <w:rPr>
-            <w:rStyle w:val="Hyperlink"/>
-            <w:rFonts w:ascii="Times New Roman" w:hAnsi="Times New Roman" w:cs="Times New Roman"/>
-            <w:sz w:val="24"/>
-            <w:szCs w:val="24"/>
-            <w:u w:val="none"/>
-          </w:rPr>
-          <w:t>www.unmultimedia.org/photo/detail.jsp?id=959/959&amp;key=463&amp;query=boutros&amp;lang=&amp;sf=</w:t>
-        </w:r>
-      </w:hyperlink>
-      <w:r>
-        <w:rPr>
-          <w:rStyle w:val="Hyperlink"/>
-          <w:rFonts w:ascii="Times New Roman" w:hAnsi="Times New Roman" w:cs="Times New Roman"/>
-          <w:color w:val="4472C4" w:themeColor="accent1"/>
-          <w:sz w:val="24"/>
-          <w:szCs w:val="24"/>
-          <w:u w:val="none"/>
-        </w:rPr>
-        <w:t xml:space="preserve"> </w:t>
+          <w:rFonts w:ascii="Times New Roman" w:hAnsi="Times New Roman" w:cs="Times New Roman"/>
+          <w:sz w:val="24"/>
+          <w:szCs w:val="24"/>
+        </w:rPr>
+        <w:t>Boutros-Ghali visits the European Commission, 23 April 1993, copyright European Commission, 2026</w:t>
       </w:r>
     </w:p>
     <w:p>
@@ -1056,25 +1000,7 @@
           <w:sz w:val="24"/>
           <w:szCs w:val="24"/>
         </w:rPr>
-        <w:t xml:space="preserve">, Mikhail </w:t>
-      </w:r>
-      <w:proofErr w:type="spellStart"/>
-      <w:r>
-        <w:rPr>
-          <w:rFonts w:ascii="Times New Roman" w:hAnsi="Times New Roman" w:cs="Times New Roman"/>
-          <w:sz w:val="24"/>
-          <w:szCs w:val="24"/>
-        </w:rPr>
-        <w:t>Sharoubim</w:t>
-      </w:r>
-      <w:proofErr w:type="spellEnd"/>
-      <w:r>
-        <w:rPr>
-          <w:rFonts w:ascii="Times New Roman" w:hAnsi="Times New Roman" w:cs="Times New Roman"/>
-          <w:sz w:val="24"/>
-          <w:szCs w:val="24"/>
-        </w:rPr>
-        <w:t>, was a prominent historian</w:t>
+        <w:t>, Mikhail Sharoubim, was a prominent historian</w:t>
       </w:r>
       <w:r>
         <w:rPr>
@@ -5154,7 +5080,16 @@
           <w:sz w:val="24"/>
           <w:szCs w:val="24"/>
         </w:rPr>
-        <w:t>rganization it was meant to be</w:t>
+        <w:t xml:space="preserve">rganization it was meant to </w:t>
+      </w:r>
+      <w:proofErr w:type="gramStart"/>
+      <w:r>
+        <w:rPr>
+          <w:rFonts w:ascii="Times New Roman" w:hAnsi="Times New Roman" w:cs="Times New Roman"/>
+          <w:sz w:val="24"/>
+          <w:szCs w:val="24"/>
+        </w:rPr>
+        <w:t>be</w:t>
       </w:r>
       <w:r>
         <w:rPr>
@@ -5164,6 +5099,7 @@
         </w:rPr>
         <w:t>:</w:t>
       </w:r>
+      <w:proofErr w:type="gramEnd"/>
       <w:r>
         <w:rPr>
           <w:rFonts w:ascii="Times New Roman" w:hAnsi="Times New Roman" w:cs="Times New Roman"/>
@@ -5673,8 +5609,18 @@
           <w:sz w:val="24"/>
           <w:szCs w:val="24"/>
         </w:rPr>
-        <w:t>post-conflict peace-building</w:t>
-      </w:r>
+        <w:t xml:space="preserve">post-conflict </w:t>
+      </w:r>
+      <w:proofErr w:type="gramStart"/>
+      <w:r>
+        <w:rPr>
+          <w:rFonts w:ascii="Times New Roman" w:hAnsi="Times New Roman" w:cs="Times New Roman"/>
+          <w:sz w:val="24"/>
+          <w:szCs w:val="24"/>
+        </w:rPr>
+        <w:t>peace-building</w:t>
+      </w:r>
+      <w:proofErr w:type="gramEnd"/>
       <w:r>
         <w:rPr>
           <w:rFonts w:ascii="Times New Roman" w:hAnsi="Times New Roman" w:cs="Times New Roman"/>
@@ -6243,6 +6189,7 @@
         </w:rPr>
         <w:t xml:space="preserve"> </w:t>
       </w:r>
+      <w:proofErr w:type="gramStart"/>
       <w:r>
         <w:rPr>
           <w:rFonts w:ascii="Times New Roman" w:hAnsi="Times New Roman" w:cs="Times New Roman"/>
@@ -6257,7 +6204,16 @@
           <w:sz w:val="24"/>
           <w:szCs w:val="24"/>
         </w:rPr>
-        <w:t xml:space="preserve"> also </w:t>
+        <w:t xml:space="preserve"> also</w:t>
+      </w:r>
+      <w:proofErr w:type="gramEnd"/>
+      <w:r>
+        <w:rPr>
+          <w:rFonts w:ascii="Times New Roman" w:hAnsi="Times New Roman" w:cs="Times New Roman"/>
+          <w:sz w:val="24"/>
+          <w:szCs w:val="24"/>
+        </w:rPr>
+        <w:t xml:space="preserve"> </w:t>
       </w:r>
       <w:r>
         <w:rPr>
@@ -6273,7 +6229,16 @@
           <w:sz w:val="24"/>
           <w:szCs w:val="24"/>
         </w:rPr>
-        <w:t>contribute to a deeper sense of participation, consensus and democratization in international affairs</w:t>
+        <w:t xml:space="preserve">contribute to a deeper sense of participation, consensus and democratization in international </w:t>
+      </w:r>
+      <w:proofErr w:type="gramStart"/>
+      <w:r>
+        <w:rPr>
+          <w:rFonts w:ascii="Times New Roman" w:hAnsi="Times New Roman" w:cs="Times New Roman"/>
+          <w:sz w:val="24"/>
+          <w:szCs w:val="24"/>
+        </w:rPr>
+        <w:t>affairs</w:t>
       </w:r>
       <w:r>
         <w:rPr>
@@ -6283,6 +6248,7 @@
         </w:rPr>
         <w:t>’</w:t>
       </w:r>
+      <w:proofErr w:type="gramEnd"/>
       <w:r>
         <w:rPr>
           <w:rFonts w:ascii="Times New Roman" w:hAnsi="Times New Roman" w:cs="Times New Roman"/>
@@ -7147,7 +7113,27 @@
           <w:szCs w:val="24"/>
           <w:shd w:val="clear" w:color="auto" w:fill="FFFFFF"/>
         </w:rPr>
-        <w:t xml:space="preserve">He reiterated the necessity to improve global democracy, at all levels of governance, to increase the representativeness of every state and individual, in accordance with the Charter’s ‘We the peoples’. </w:t>
+        <w:t xml:space="preserve">He reiterated the necessity to improve global democracy, at all levels of governance, to increase the representativeness of every state and individual, in accordance with the Charter’s ‘We the </w:t>
+      </w:r>
+      <w:proofErr w:type="gramStart"/>
+      <w:r>
+        <w:rPr>
+          <w:rFonts w:ascii="Times New Roman" w:hAnsi="Times New Roman" w:cs="Times New Roman"/>
+          <w:sz w:val="24"/>
+          <w:szCs w:val="24"/>
+          <w:shd w:val="clear" w:color="auto" w:fill="FFFFFF"/>
+        </w:rPr>
+        <w:t>peoples’</w:t>
+      </w:r>
+      <w:proofErr w:type="gramEnd"/>
+      <w:r>
+        <w:rPr>
+          <w:rFonts w:ascii="Times New Roman" w:hAnsi="Times New Roman" w:cs="Times New Roman"/>
+          <w:sz w:val="24"/>
+          <w:szCs w:val="24"/>
+          <w:shd w:val="clear" w:color="auto" w:fill="FFFFFF"/>
+        </w:rPr>
+        <w:t xml:space="preserve">. </w:t>
       </w:r>
       <w:r>
         <w:rPr>
@@ -8684,13 +8670,23 @@
         </w:rPr>
         <w:t xml:space="preserve"> troops. </w:t>
       </w:r>
-      <w:r>
-        <w:rPr>
-          <w:rFonts w:ascii="Times New Roman" w:hAnsi="Times New Roman" w:cs="Times New Roman"/>
-          <w:sz w:val="24"/>
-          <w:szCs w:val="24"/>
-        </w:rPr>
-        <w:t>In spite of its leadership</w:t>
+      <w:proofErr w:type="gramStart"/>
+      <w:r>
+        <w:rPr>
+          <w:rFonts w:ascii="Times New Roman" w:hAnsi="Times New Roman" w:cs="Times New Roman"/>
+          <w:sz w:val="24"/>
+          <w:szCs w:val="24"/>
+        </w:rPr>
+        <w:t>In spite of</w:t>
+      </w:r>
+      <w:proofErr w:type="gramEnd"/>
+      <w:r>
+        <w:rPr>
+          <w:rFonts w:ascii="Times New Roman" w:hAnsi="Times New Roman" w:cs="Times New Roman"/>
+          <w:sz w:val="24"/>
+          <w:szCs w:val="24"/>
+        </w:rPr>
+        <w:t xml:space="preserve"> its leadership</w:t>
       </w:r>
       <w:r>
         <w:rPr>
@@ -9194,7 +9190,25 @@
           <w:sz w:val="24"/>
           <w:szCs w:val="24"/>
         </w:rPr>
-        <w:t xml:space="preserve">the partition of Yugoslavia </w:t>
+        <w:t xml:space="preserve">the partition of </w:t>
+      </w:r>
+      <w:proofErr w:type="gramStart"/>
+      <w:r>
+        <w:rPr>
+          <w:rFonts w:ascii="Times New Roman" w:hAnsi="Times New Roman" w:cs="Times New Roman"/>
+          <w:sz w:val="24"/>
+          <w:szCs w:val="24"/>
+        </w:rPr>
+        <w:t>Yugoslavia</w:t>
+      </w:r>
+      <w:proofErr w:type="gramEnd"/>
+      <w:r>
+        <w:rPr>
+          <w:rFonts w:ascii="Times New Roman" w:hAnsi="Times New Roman" w:cs="Times New Roman"/>
+          <w:sz w:val="24"/>
+          <w:szCs w:val="24"/>
+        </w:rPr>
+        <w:t xml:space="preserve"> </w:t>
       </w:r>
       <w:r>
         <w:rPr>
@@ -9522,7 +9536,25 @@
           <w:sz w:val="24"/>
           <w:szCs w:val="24"/>
         </w:rPr>
-        <w:t>During a visit to Sarajevo in December 1992 he declared to the besieged citizens that he could give them a list of ten places with worse problems. He later dismissed Srebrenica, where 8,000 Muslims had been killed in a ‘safe area’, as ‘a village in Europe’ (</w:t>
+        <w:t xml:space="preserve">During a visit to Sarajevo in </w:t>
+      </w:r>
+      <w:proofErr w:type="gramStart"/>
+      <w:r>
+        <w:rPr>
+          <w:rFonts w:ascii="Times New Roman" w:hAnsi="Times New Roman" w:cs="Times New Roman"/>
+          <w:sz w:val="24"/>
+          <w:szCs w:val="24"/>
+        </w:rPr>
+        <w:t>December 1992</w:t>
+      </w:r>
+      <w:proofErr w:type="gramEnd"/>
+      <w:r>
+        <w:rPr>
+          <w:rFonts w:ascii="Times New Roman" w:hAnsi="Times New Roman" w:cs="Times New Roman"/>
+          <w:sz w:val="24"/>
+          <w:szCs w:val="24"/>
+        </w:rPr>
+        <w:t xml:space="preserve"> he declared to the besieged citizens that he could give them a list of ten places with worse problems. He later dismissed Srebrenica, where 8,000 Muslims had been killed in a ‘safe area’, as ‘a village in Europe’ (</w:t>
       </w:r>
       <w:r>
         <w:rPr>
@@ -11362,7 +11394,17 @@
           <w:szCs w:val="24"/>
           <w:shd w:val="clear" w:color="auto" w:fill="FFFFFF"/>
         </w:rPr>
-        <w:t>he might have been too professorial for others; some definitely found him too independent’, a goal that he considered among the highest virtues for any UN Secretary-General. Dedicated to his job, Boutros-Ghali gained the respect of his close aides</w:t>
+        <w:t xml:space="preserve">he might have been too professorial for others; some definitely found him too independent’, a goal that he considered among the highest virtues for any UN Secretary-General. Dedicated to his job, Boutros-Ghali gained the respect of his close </w:t>
+      </w:r>
+      <w:proofErr w:type="gramStart"/>
+      <w:r>
+        <w:rPr>
+          <w:rFonts w:ascii="Times New Roman" w:hAnsi="Times New Roman" w:cs="Times New Roman"/>
+          <w:sz w:val="24"/>
+          <w:szCs w:val="24"/>
+          <w:shd w:val="clear" w:color="auto" w:fill="FFFFFF"/>
+        </w:rPr>
+        <w:t>aides</w:t>
       </w:r>
       <w:r>
         <w:rPr>
@@ -11380,7 +11422,17 @@
           <w:szCs w:val="24"/>
           <w:shd w:val="clear" w:color="auto" w:fill="FFFFFF"/>
         </w:rPr>
-        <w:t xml:space="preserve"> but failed to inspire loyalty from them. </w:t>
+        <w:t xml:space="preserve"> but</w:t>
+      </w:r>
+      <w:proofErr w:type="gramEnd"/>
+      <w:r>
+        <w:rPr>
+          <w:rFonts w:ascii="Times New Roman" w:hAnsi="Times New Roman" w:cs="Times New Roman"/>
+          <w:sz w:val="24"/>
+          <w:szCs w:val="24"/>
+          <w:shd w:val="clear" w:color="auto" w:fill="FFFFFF"/>
+        </w:rPr>
+        <w:t xml:space="preserve"> failed to inspire loyalty from them. </w:t>
       </w:r>
       <w:r>
         <w:rPr>
@@ -11405,7 +11457,25 @@
           <w:sz w:val="24"/>
           <w:szCs w:val="24"/>
         </w:rPr>
-        <w:t>Due to his perceived aloofness and authoritarian leadership style he was known as ‘the Pharaoh’ (Chesterman 2007: 8) and ‘widely perceived as stiff, autocratic, cynical and uncaring’ (Pick 2016). To the despair of his wife, he did not participate in New York social life. Yet</w:t>
+        <w:t xml:space="preserve">Due to his perceived aloofness and authoritarian leadership </w:t>
+      </w:r>
+      <w:proofErr w:type="gramStart"/>
+      <w:r>
+        <w:rPr>
+          <w:rFonts w:ascii="Times New Roman" w:hAnsi="Times New Roman" w:cs="Times New Roman"/>
+          <w:sz w:val="24"/>
+          <w:szCs w:val="24"/>
+        </w:rPr>
+        <w:t>style</w:t>
+      </w:r>
+      <w:proofErr w:type="gramEnd"/>
+      <w:r>
+        <w:rPr>
+          <w:rFonts w:ascii="Times New Roman" w:hAnsi="Times New Roman" w:cs="Times New Roman"/>
+          <w:sz w:val="24"/>
+          <w:szCs w:val="24"/>
+        </w:rPr>
+        <w:t xml:space="preserve"> he was known as ‘the Pharaoh’ (Chesterman 2007: 8) and ‘widely perceived as stiff, autocratic, cynical and uncaring’ (Pick 2016). To the despair of his wife, he did not participate in New York social life. Yet</w:t>
       </w:r>
       <w:r>
         <w:rPr>
@@ -11773,7 +11843,25 @@
           <w:sz w:val="24"/>
           <w:szCs w:val="24"/>
         </w:rPr>
-        <w:t xml:space="preserve"> the position </w:t>
+        <w:t xml:space="preserve"> the </w:t>
+      </w:r>
+      <w:proofErr w:type="gramStart"/>
+      <w:r>
+        <w:rPr>
+          <w:rFonts w:ascii="Times New Roman" w:hAnsi="Times New Roman" w:cs="Times New Roman"/>
+          <w:sz w:val="24"/>
+          <w:szCs w:val="24"/>
+        </w:rPr>
+        <w:t>position</w:t>
+      </w:r>
+      <w:proofErr w:type="gramEnd"/>
+      <w:r>
+        <w:rPr>
+          <w:rFonts w:ascii="Times New Roman" w:hAnsi="Times New Roman" w:cs="Times New Roman"/>
+          <w:sz w:val="24"/>
+          <w:szCs w:val="24"/>
+        </w:rPr>
+        <w:t xml:space="preserve"> </w:t>
       </w:r>
       <w:r>
         <w:rPr>
@@ -12295,7 +12383,27 @@
           <w:szCs w:val="24"/>
           <w:shd w:val="clear" w:color="auto" w:fill="FFFFFF"/>
         </w:rPr>
-        <w:t xml:space="preserve"> as a means to international peace</w:t>
+        <w:t xml:space="preserve"> </w:t>
+      </w:r>
+      <w:proofErr w:type="gramStart"/>
+      <w:r>
+        <w:rPr>
+          <w:rFonts w:ascii="Times New Roman" w:hAnsi="Times New Roman" w:cs="Times New Roman"/>
+          <w:sz w:val="24"/>
+          <w:szCs w:val="24"/>
+          <w:shd w:val="clear" w:color="auto" w:fill="FFFFFF"/>
+        </w:rPr>
+        <w:t>as a means to</w:t>
+      </w:r>
+      <w:proofErr w:type="gramEnd"/>
+      <w:r>
+        <w:rPr>
+          <w:rFonts w:ascii="Times New Roman" w:hAnsi="Times New Roman" w:cs="Times New Roman"/>
+          <w:sz w:val="24"/>
+          <w:szCs w:val="24"/>
+          <w:shd w:val="clear" w:color="auto" w:fill="FFFFFF"/>
+        </w:rPr>
+        <w:t xml:space="preserve"> international peace</w:t>
       </w:r>
       <w:r>
         <w:rPr>
@@ -12425,6 +12533,7 @@
         </w:rPr>
         <w:t>5</w:t>
       </w:r>
+      <w:proofErr w:type="gramStart"/>
       <w:r>
         <w:rPr>
           <w:rFonts w:ascii="Times New Roman" w:hAnsi="Times New Roman" w:cs="Times New Roman"/>
@@ -12453,6 +12562,7 @@
         </w:rPr>
         <w:t>but</w:t>
       </w:r>
+      <w:proofErr w:type="gramEnd"/>
       <w:r>
         <w:rPr>
           <w:rFonts w:ascii="Times New Roman" w:hAnsi="Times New Roman" w:cs="Times New Roman"/>
@@ -13569,7 +13679,7 @@
         </w:rPr>
         <w:t xml:space="preserve"> </w:t>
       </w:r>
-      <w:hyperlink r:id="rId10" w:history="1">
+      <w:hyperlink r:id="rId9" w:history="1">
         <w:r>
           <w:rPr>
             <w:rStyle w:val="Hyperlink"/>
@@ -13676,7 +13786,7 @@
         </w:rPr>
         <w:t xml:space="preserve">, see </w:t>
       </w:r>
-      <w:hyperlink r:id="rId11" w:history="1">
+      <w:hyperlink r:id="rId10" w:history="1">
         <w:r>
           <w:rPr>
             <w:rStyle w:val="Hyperlink"/>
@@ -14426,25 +14536,7 @@
           <w:sz w:val="24"/>
           <w:szCs w:val="24"/>
         </w:rPr>
-        <w:t xml:space="preserve"> </w:t>
-      </w:r>
-      <w:proofErr w:type="spellStart"/>
-      <w:r>
-        <w:rPr>
-          <w:rFonts w:ascii="Times New Roman" w:hAnsi="Times New Roman" w:cs="Times New Roman"/>
-          <w:sz w:val="24"/>
-          <w:szCs w:val="24"/>
-        </w:rPr>
-        <w:t>économique</w:t>
-      </w:r>
-      <w:proofErr w:type="spellEnd"/>
-      <w:r>
-        <w:rPr>
-          <w:rFonts w:ascii="Times New Roman" w:hAnsi="Times New Roman" w:cs="Times New Roman"/>
-          <w:sz w:val="24"/>
-          <w:szCs w:val="24"/>
-        </w:rPr>
-        <w:t>’</w:t>
+        <w:t xml:space="preserve"> économique’</w:t>
       </w:r>
       <w:r>
         <w:rPr>
@@ -17931,7 +18023,7 @@
         </w:rPr>
         <w:t xml:space="preserve">17 February 2016, available at </w:t>
       </w:r>
-      <w:hyperlink r:id="rId12" w:history="1">
+      <w:hyperlink r:id="rId11" w:history="1">
         <w:r>
           <w:rPr>
             <w:rStyle w:val="Hyperlink"/>
@@ -18419,7 +18511,7 @@
         </w:rPr>
         <w:t xml:space="preserve">; ‘Boutros Boutros-Ghali’ available at </w:t>
       </w:r>
-      <w:hyperlink r:id="rId13" w:history="1">
+      <w:hyperlink r:id="rId12" w:history="1">
         <w:r>
           <w:rPr>
             <w:rStyle w:val="Hyperlink"/>
@@ -18741,7 +18833,7 @@
         </w:rPr>
         <w:t xml:space="preserve">Eisenberg, </w:t>
       </w:r>
-      <w:hyperlink r:id="rId14" w:history="1">
+      <w:hyperlink r:id="rId13" w:history="1">
         <w:r>
           <w:rPr>
             <w:rStyle w:val="Hyperlink"/>
@@ -18775,9 +18867,9 @@
       </w:pPr>
     </w:p>
     <w:sectPr>
-      <w:headerReference w:type="even" r:id="rId15"/>
-      <w:headerReference w:type="default" r:id="rId16"/>
-      <w:footerReference w:type="default" r:id="rId17"/>
+      <w:headerReference w:type="even" r:id="rId14"/>
+      <w:headerReference w:type="default" r:id="rId15"/>
+      <w:footerReference w:type="default" r:id="rId16"/>
       <w:pgSz w:w="11906" w:h="16838"/>
       <w:pgMar w:top="1418" w:right="1418" w:bottom="1418" w:left="1418" w:header="709" w:footer="709" w:gutter="0"/>
       <w:cols w:space="708"/>
@@ -18788,7 +18880,7 @@
 </file>
 
 <file path=word/endnotes.xml><?xml version="1.0" encoding="utf-8"?>
-<w:endnotes xmlns:wpc="http://schemas.microsoft.com/office/word/2010/wordprocessingCanvas" xmlns:cx="http://schemas.microsoft.com/office/drawing/2014/chartex" xmlns:cx1="http://schemas.microsoft.com/office/drawing/2015/9/8/chartex" xmlns:cx2="http://schemas.microsoft.com/office/drawing/2015/10/21/chartex" xmlns:cx3="http://schemas.microsoft.com/office/drawing/2016/5/9/chartex" xmlns:cx4="http://schemas.microsoft.com/office/drawing/2016/5/10/chartex" xmlns:cx5="http://schemas.microsoft.com/office/drawing/2016/5/11/chartex" xmlns:cx6="http://schemas.microsoft.com/office/drawing/2016/5/12/chartex" xmlns:cx7="http://schemas.microsoft.com/office/drawing/2016/5/13/chartex" xmlns:cx8="http://schemas.microsoft.com/office/drawing/2016/5/14/chartex" xmlns:mc="http://schemas.openxmlformats.org/markup-compatibility/2006" xmlns:aink="http://schemas.microsoft.com/office/drawing/2016/ink" xmlns:am3d="http://schemas.microsoft.com/office/drawing/2017/model3d" xmlns:o="urn:schemas-microsoft-com:office:office" xmlns:oel="http://schemas.microsoft.com/office/2019/extlst" xmlns:r="http://schemas.openxmlformats.org/officeDocument/2006/relationships" xmlns:m="http://schemas.openxmlformats.org/officeDocument/2006/math" xmlns:v="urn:schemas-microsoft-com:vml" xmlns:wp14="http://schemas.microsoft.com/office/word/2010/wordprocessingDrawing" xmlns:wp="http://schemas.openxmlformats.org/drawingml/2006/wordprocessingDrawing" xmlns:w10="urn:schemas-microsoft-com:office:word" xmlns:w="http://schemas.openxmlformats.org/wordprocessingml/2006/main" xmlns:w14="http://schemas.microsoft.com/office/word/2010/wordml" xmlns:w15="http://schemas.microsoft.com/office/word/2012/wordml" xmlns:w16cex="http://schemas.microsoft.com/office/word/2018/wordml/cex" xmlns:w16cid="http://schemas.microsoft.com/office/word/2016/wordml/cid" xmlns:w16="http://schemas.microsoft.com/office/word/2018/wordml" xmlns:w16du="http://schemas.microsoft.com/office/word/2023/wordml/word16du" xmlns:w16sdtdh="http://schemas.microsoft.com/office/word/2020/wordml/sdtdatahash" xmlns:w16sdtfl="http://schemas.microsoft.com/office/word/2024/wordml/sdtformatlock" xmlns:w16se="http://schemas.microsoft.com/office/word/2015/wordml/symex" xmlns:wpg="http://schemas.microsoft.com/office/word/2010/wordprocessingGroup" xmlns:wpi="http://schemas.microsoft.com/office/word/2010/wordprocessingInk" xmlns:wne="http://schemas.microsoft.com/office/word/2006/wordml" xmlns:wps="http://schemas.microsoft.com/office/word/2010/wordprocessingShape" mc:Ignorable="w14 w15 w16se w16cid w16 w16cex w16sdtdh w16sdtfl w16du wp14">
+<w:endnotes xmlns:wpc="http://schemas.microsoft.com/office/word/2010/wordprocessingCanvas" xmlns:cx="http://schemas.microsoft.com/office/drawing/2014/chartex" xmlns:cx1="http://schemas.microsoft.com/office/drawing/2015/9/8/chartex" xmlns:cx2="http://schemas.microsoft.com/office/drawing/2015/10/21/chartex" xmlns:cx3="http://schemas.microsoft.com/office/drawing/2016/5/9/chartex" xmlns:cx4="http://schemas.microsoft.com/office/drawing/2016/5/10/chartex" xmlns:cx5="http://schemas.microsoft.com/office/drawing/2016/5/11/chartex" xmlns:cx6="http://schemas.microsoft.com/office/drawing/2016/5/12/chartex" xmlns:cx7="http://schemas.microsoft.com/office/drawing/2016/5/13/chartex" xmlns:cx8="http://schemas.microsoft.com/office/drawing/2016/5/14/chartex" xmlns:mc="http://schemas.openxmlformats.org/markup-compatibility/2006" xmlns:m="http://schemas.openxmlformats.org/officeDocument/2006/math" xmlns:aink="http://schemas.microsoft.com/office/drawing/2016/ink" xmlns:am3d="http://schemas.microsoft.com/office/drawing/2017/model3d" xmlns:oel="http://schemas.microsoft.com/office/2019/extlst" xmlns:r="http://schemas.openxmlformats.org/officeDocument/2006/relationships" xmlns:wp14="http://schemas.microsoft.com/office/word/2010/wordprocessingDrawing" xmlns:wp="http://schemas.openxmlformats.org/drawingml/2006/wordprocessingDrawing" xmlns:wpg="http://schemas.microsoft.com/office/word/2010/wordprocessingGroup" xmlns:wpi="http://schemas.microsoft.com/office/word/2010/wordprocessingInk" xmlns:wps="http://schemas.microsoft.com/office/word/2010/wordprocessingShape" xmlns:o="urn:schemas-microsoft-com:office:office" xmlns:v="urn:schemas-microsoft-com:vml" xmlns:w10="urn:schemas-microsoft-com:office:word" xmlns:w="http://schemas.openxmlformats.org/wordprocessingml/2006/main" xmlns:w14="http://schemas.microsoft.com/office/word/2010/wordml" xmlns:w15="http://schemas.microsoft.com/office/word/2012/wordml" xmlns:w16cei="http://schemas.microsoft.com/office/word/2026/wordml/cei" xmlns:w16cex="http://schemas.microsoft.com/office/word/2018/wordml/cex" xmlns:w16cid="http://schemas.microsoft.com/office/word/2016/wordml/cid" xmlns:w16="http://schemas.microsoft.com/office/word/2018/wordml" xmlns:w16sdtdh="http://schemas.microsoft.com/office/word/2020/wordml/sdtdatahash" xmlns:w16sdtfl="http://schemas.microsoft.com/office/word/2024/wordml/sdtformatlock" xmlns:w16se="http://schemas.microsoft.com/office/word/2015/wordml/symex" xmlns:w16du="http://schemas.microsoft.com/office/word/2023/wordml/word16du" xmlns:wne="http://schemas.microsoft.com/office/word/2006/wordml" mc:Ignorable="w14 w15 w16se w16cid w16 w16cex w16sdtdh w16sdtfl w16du wp14">
   <w:endnote w:type="separator" w:id="-1">
     <w:p>
       <w:pPr>
@@ -18813,7 +18905,7 @@
 </file>
 
 <file path=word/footer1.xml><?xml version="1.0" encoding="utf-8"?>
-<w:ftr xmlns:wpc="http://schemas.microsoft.com/office/word/2010/wordprocessingCanvas" xmlns:cx="http://schemas.microsoft.com/office/drawing/2014/chartex" xmlns:cx1="http://schemas.microsoft.com/office/drawing/2015/9/8/chartex" xmlns:cx2="http://schemas.microsoft.com/office/drawing/2015/10/21/chartex" xmlns:cx3="http://schemas.microsoft.com/office/drawing/2016/5/9/chartex" xmlns:cx4="http://schemas.microsoft.com/office/drawing/2016/5/10/chartex" xmlns:cx5="http://schemas.microsoft.com/office/drawing/2016/5/11/chartex" xmlns:cx6="http://schemas.microsoft.com/office/drawing/2016/5/12/chartex" xmlns:cx7="http://schemas.microsoft.com/office/drawing/2016/5/13/chartex" xmlns:cx8="http://schemas.microsoft.com/office/drawing/2016/5/14/chartex" xmlns:mc="http://schemas.openxmlformats.org/markup-compatibility/2006" xmlns:aink="http://schemas.microsoft.com/office/drawing/2016/ink" xmlns:am3d="http://schemas.microsoft.com/office/drawing/2017/model3d" xmlns:o="urn:schemas-microsoft-com:office:office" xmlns:oel="http://schemas.microsoft.com/office/2019/extlst" xmlns:r="http://schemas.openxmlformats.org/officeDocument/2006/relationships" xmlns:m="http://schemas.openxmlformats.org/officeDocument/2006/math" xmlns:v="urn:schemas-microsoft-com:vml" xmlns:wp14="http://schemas.microsoft.com/office/word/2010/wordprocessingDrawing" xmlns:wp="http://schemas.openxmlformats.org/drawingml/2006/wordprocessingDrawing" xmlns:w10="urn:schemas-microsoft-com:office:word" xmlns:w="http://schemas.openxmlformats.org/wordprocessingml/2006/main" xmlns:w14="http://schemas.microsoft.com/office/word/2010/wordml" xmlns:w15="http://schemas.microsoft.com/office/word/2012/wordml" xmlns:w16cex="http://schemas.microsoft.com/office/word/2018/wordml/cex" xmlns:w16cid="http://schemas.microsoft.com/office/word/2016/wordml/cid" xmlns:w16="http://schemas.microsoft.com/office/word/2018/wordml" xmlns:w16du="http://schemas.microsoft.com/office/word/2023/wordml/word16du" xmlns:w16sdtdh="http://schemas.microsoft.com/office/word/2020/wordml/sdtdatahash" xmlns:w16sdtfl="http://schemas.microsoft.com/office/word/2024/wordml/sdtformatlock" xmlns:w16se="http://schemas.microsoft.com/office/word/2015/wordml/symex" xmlns:wpg="http://schemas.microsoft.com/office/word/2010/wordprocessingGroup" xmlns:wpi="http://schemas.microsoft.com/office/word/2010/wordprocessingInk" xmlns:wne="http://schemas.microsoft.com/office/word/2006/wordml" xmlns:wps="http://schemas.microsoft.com/office/word/2010/wordprocessingShape" mc:Ignorable="w14 w15 w16se w16cid w16 w16cex w16sdtdh w16sdtfl w16du wp14">
+<w:ftr xmlns:wpc="http://schemas.microsoft.com/office/word/2010/wordprocessingCanvas" xmlns:cx="http://schemas.microsoft.com/office/drawing/2014/chartex" xmlns:cx1="http://schemas.microsoft.com/office/drawing/2015/9/8/chartex" xmlns:cx2="http://schemas.microsoft.com/office/drawing/2015/10/21/chartex" xmlns:cx3="http://schemas.microsoft.com/office/drawing/2016/5/9/chartex" xmlns:cx4="http://schemas.microsoft.com/office/drawing/2016/5/10/chartex" xmlns:cx5="http://schemas.microsoft.com/office/drawing/2016/5/11/chartex" xmlns:cx6="http://schemas.microsoft.com/office/drawing/2016/5/12/chartex" xmlns:cx7="http://schemas.microsoft.com/office/drawing/2016/5/13/chartex" xmlns:cx8="http://schemas.microsoft.com/office/drawing/2016/5/14/chartex" xmlns:mc="http://schemas.openxmlformats.org/markup-compatibility/2006" xmlns:m="http://schemas.openxmlformats.org/officeDocument/2006/math" xmlns:aink="http://schemas.microsoft.com/office/drawing/2016/ink" xmlns:am3d="http://schemas.microsoft.com/office/drawing/2017/model3d" xmlns:oel="http://schemas.microsoft.com/office/2019/extlst" xmlns:r="http://schemas.openxmlformats.org/officeDocument/2006/relationships" xmlns:wp14="http://schemas.microsoft.com/office/word/2010/wordprocessingDrawing" xmlns:wp="http://schemas.openxmlformats.org/drawingml/2006/wordprocessingDrawing" xmlns:wpg="http://schemas.microsoft.com/office/word/2010/wordprocessingGroup" xmlns:wpi="http://schemas.microsoft.com/office/word/2010/wordprocessingInk" xmlns:wps="http://schemas.microsoft.com/office/word/2010/wordprocessingShape" xmlns:o="urn:schemas-microsoft-com:office:office" xmlns:v="urn:schemas-microsoft-com:vml" xmlns:w10="urn:schemas-microsoft-com:office:word" xmlns:w="http://schemas.openxmlformats.org/wordprocessingml/2006/main" xmlns:w14="http://schemas.microsoft.com/office/word/2010/wordml" xmlns:w15="http://schemas.microsoft.com/office/word/2012/wordml" xmlns:w16cei="http://schemas.microsoft.com/office/word/2026/wordml/cei" xmlns:w16cex="http://schemas.microsoft.com/office/word/2018/wordml/cex" xmlns:w16cid="http://schemas.microsoft.com/office/word/2016/wordml/cid" xmlns:w16="http://schemas.microsoft.com/office/word/2018/wordml" xmlns:w16sdtdh="http://schemas.microsoft.com/office/word/2020/wordml/sdtdatahash" xmlns:w16sdtfl="http://schemas.microsoft.com/office/word/2024/wordml/sdtformatlock" xmlns:w16se="http://schemas.microsoft.com/office/word/2015/wordml/symex" xmlns:w16du="http://schemas.microsoft.com/office/word/2023/wordml/word16du" xmlns:wne="http://schemas.microsoft.com/office/word/2006/wordml" mc:Ignorable="w14 w15 w16se w16cid w16 w16cex w16sdtdh w16sdtfl w16du wp14">
   <w:p>
     <w:pPr>
       <w:pStyle w:val="Voettekst"/>
@@ -18866,7 +18958,7 @@
 </file>
 
 <file path=word/footnotes.xml><?xml version="1.0" encoding="utf-8"?>
-<w:footnotes xmlns:wpc="http://schemas.microsoft.com/office/word/2010/wordprocessingCanvas" xmlns:cx="http://schemas.microsoft.com/office/drawing/2014/chartex" xmlns:cx1="http://schemas.microsoft.com/office/drawing/2015/9/8/chartex" xmlns:cx2="http://schemas.microsoft.com/office/drawing/2015/10/21/chartex" xmlns:cx3="http://schemas.microsoft.com/office/drawing/2016/5/9/chartex" xmlns:cx4="http://schemas.microsoft.com/office/drawing/2016/5/10/chartex" xmlns:cx5="http://schemas.microsoft.com/office/drawing/2016/5/11/chartex" xmlns:cx6="http://schemas.microsoft.com/office/drawing/2016/5/12/chartex" xmlns:cx7="http://schemas.microsoft.com/office/drawing/2016/5/13/chartex" xmlns:cx8="http://schemas.microsoft.com/office/drawing/2016/5/14/chartex" xmlns:mc="http://schemas.openxmlformats.org/markup-compatibility/2006" xmlns:aink="http://schemas.microsoft.com/office/drawing/2016/ink" xmlns:am3d="http://schemas.microsoft.com/office/drawing/2017/model3d" xmlns:o="urn:schemas-microsoft-com:office:office" xmlns:oel="http://schemas.microsoft.com/office/2019/extlst" xmlns:r="http://schemas.openxmlformats.org/officeDocument/2006/relationships" xmlns:m="http://schemas.openxmlformats.org/officeDocument/2006/math" xmlns:v="urn:schemas-microsoft-com:vml" xmlns:wp14="http://schemas.microsoft.com/office/word/2010/wordprocessingDrawing" xmlns:wp="http://schemas.openxmlformats.org/drawingml/2006/wordprocessingDrawing" xmlns:w10="urn:schemas-microsoft-com:office:word" xmlns:w="http://schemas.openxmlformats.org/wordprocessingml/2006/main" xmlns:w14="http://schemas.microsoft.com/office/word/2010/wordml" xmlns:w15="http://schemas.microsoft.com/office/word/2012/wordml" xmlns:w16cex="http://schemas.microsoft.com/office/word/2018/wordml/cex" xmlns:w16cid="http://schemas.microsoft.com/office/word/2016/wordml/cid" xmlns:w16="http://schemas.microsoft.com/office/word/2018/wordml" xmlns:w16du="http://schemas.microsoft.com/office/word/2023/wordml/word16du" xmlns:w16sdtdh="http://schemas.microsoft.com/office/word/2020/wordml/sdtdatahash" xmlns:w16sdtfl="http://schemas.microsoft.com/office/word/2024/wordml/sdtformatlock" xmlns:w16se="http://schemas.microsoft.com/office/word/2015/wordml/symex" xmlns:wpg="http://schemas.microsoft.com/office/word/2010/wordprocessingGroup" xmlns:wpi="http://schemas.microsoft.com/office/word/2010/wordprocessingInk" xmlns:wne="http://schemas.microsoft.com/office/word/2006/wordml" xmlns:wps="http://schemas.microsoft.com/office/word/2010/wordprocessingShape" mc:Ignorable="w14 w15 w16se w16cid w16 w16cex w16sdtdh w16sdtfl w16du wp14">
+<w:footnotes xmlns:wpc="http://schemas.microsoft.com/office/word/2010/wordprocessingCanvas" xmlns:cx="http://schemas.microsoft.com/office/drawing/2014/chartex" xmlns:cx1="http://schemas.microsoft.com/office/drawing/2015/9/8/chartex" xmlns:cx2="http://schemas.microsoft.com/office/drawing/2015/10/21/chartex" xmlns:cx3="http://schemas.microsoft.com/office/drawing/2016/5/9/chartex" xmlns:cx4="http://schemas.microsoft.com/office/drawing/2016/5/10/chartex" xmlns:cx5="http://schemas.microsoft.com/office/drawing/2016/5/11/chartex" xmlns:cx6="http://schemas.microsoft.com/office/drawing/2016/5/12/chartex" xmlns:cx7="http://schemas.microsoft.com/office/drawing/2016/5/13/chartex" xmlns:cx8="http://schemas.microsoft.com/office/drawing/2016/5/14/chartex" xmlns:mc="http://schemas.openxmlformats.org/markup-compatibility/2006" xmlns:m="http://schemas.openxmlformats.org/officeDocument/2006/math" xmlns:aink="http://schemas.microsoft.com/office/drawing/2016/ink" xmlns:am3d="http://schemas.microsoft.com/office/drawing/2017/model3d" xmlns:oel="http://schemas.microsoft.com/office/2019/extlst" xmlns:r="http://schemas.openxmlformats.org/officeDocument/2006/relationships" xmlns:wp14="http://schemas.microsoft.com/office/word/2010/wordprocessingDrawing" xmlns:wp="http://schemas.openxmlformats.org/drawingml/2006/wordprocessingDrawing" xmlns:wpg="http://schemas.microsoft.com/office/word/2010/wordprocessingGroup" xmlns:wpi="http://schemas.microsoft.com/office/word/2010/wordprocessingInk" xmlns:wps="http://schemas.microsoft.com/office/word/2010/wordprocessingShape" xmlns:o="urn:schemas-microsoft-com:office:office" xmlns:v="urn:schemas-microsoft-com:vml" xmlns:w10="urn:schemas-microsoft-com:office:word" xmlns:w="http://schemas.openxmlformats.org/wordprocessingml/2006/main" xmlns:w14="http://schemas.microsoft.com/office/word/2010/wordml" xmlns:w15="http://schemas.microsoft.com/office/word/2012/wordml" xmlns:w16cei="http://schemas.microsoft.com/office/word/2026/wordml/cei" xmlns:w16cex="http://schemas.microsoft.com/office/word/2018/wordml/cex" xmlns:w16cid="http://schemas.microsoft.com/office/word/2016/wordml/cid" xmlns:w16="http://schemas.microsoft.com/office/word/2018/wordml" xmlns:w16sdtdh="http://schemas.microsoft.com/office/word/2020/wordml/sdtdatahash" xmlns:w16sdtfl="http://schemas.microsoft.com/office/word/2024/wordml/sdtformatlock" xmlns:w16se="http://schemas.microsoft.com/office/word/2015/wordml/symex" xmlns:w16du="http://schemas.microsoft.com/office/word/2023/wordml/word16du" xmlns:wne="http://schemas.microsoft.com/office/word/2006/wordml" mc:Ignorable="w14 w15 w16se w16cid w16 w16cex w16sdtdh w16sdtfl w16du wp14">
   <w:footnote w:type="separator" w:id="-1">
     <w:p>
       <w:pPr>
@@ -18891,7 +18983,7 @@
 </file>
 
 <file path=word/header1.xml><?xml version="1.0" encoding="utf-8"?>
-<w:hdr xmlns:wpc="http://schemas.microsoft.com/office/word/2010/wordprocessingCanvas" xmlns:cx="http://schemas.microsoft.com/office/drawing/2014/chartex" xmlns:cx1="http://schemas.microsoft.com/office/drawing/2015/9/8/chartex" xmlns:cx2="http://schemas.microsoft.com/office/drawing/2015/10/21/chartex" xmlns:cx3="http://schemas.microsoft.com/office/drawing/2016/5/9/chartex" xmlns:cx4="http://schemas.microsoft.com/office/drawing/2016/5/10/chartex" xmlns:cx5="http://schemas.microsoft.com/office/drawing/2016/5/11/chartex" xmlns:cx6="http://schemas.microsoft.com/office/drawing/2016/5/12/chartex" xmlns:cx7="http://schemas.microsoft.com/office/drawing/2016/5/13/chartex" xmlns:cx8="http://schemas.microsoft.com/office/drawing/2016/5/14/chartex" xmlns:mc="http://schemas.openxmlformats.org/markup-compatibility/2006" xmlns:aink="http://schemas.microsoft.com/office/drawing/2016/ink" xmlns:am3d="http://schemas.microsoft.com/office/drawing/2017/model3d" xmlns:o="urn:schemas-microsoft-com:office:office" xmlns:oel="http://schemas.microsoft.com/office/2019/extlst" xmlns:r="http://schemas.openxmlformats.org/officeDocument/2006/relationships" xmlns:m="http://schemas.openxmlformats.org/officeDocument/2006/math" xmlns:v="urn:schemas-microsoft-com:vml" xmlns:wp14="http://schemas.microsoft.com/office/word/2010/wordprocessingDrawing" xmlns:wp="http://schemas.openxmlformats.org/drawingml/2006/wordprocessingDrawing" xmlns:w10="urn:schemas-microsoft-com:office:word" xmlns:w="http://schemas.openxmlformats.org/wordprocessingml/2006/main" xmlns:w14="http://schemas.microsoft.com/office/word/2010/wordml" xmlns:w15="http://schemas.microsoft.com/office/word/2012/wordml" xmlns:w16cex="http://schemas.microsoft.com/office/word/2018/wordml/cex" xmlns:w16cid="http://schemas.microsoft.com/office/word/2016/wordml/cid" xmlns:w16="http://schemas.microsoft.com/office/word/2018/wordml" xmlns:w16du="http://schemas.microsoft.com/office/word/2023/wordml/word16du" xmlns:w16sdtdh="http://schemas.microsoft.com/office/word/2020/wordml/sdtdatahash" xmlns:w16sdtfl="http://schemas.microsoft.com/office/word/2024/wordml/sdtformatlock" xmlns:w16se="http://schemas.microsoft.com/office/word/2015/wordml/symex" xmlns:wpg="http://schemas.microsoft.com/office/word/2010/wordprocessingGroup" xmlns:wpi="http://schemas.microsoft.com/office/word/2010/wordprocessingInk" xmlns:wne="http://schemas.microsoft.com/office/word/2006/wordml" xmlns:wps="http://schemas.microsoft.com/office/word/2010/wordprocessingShape" mc:Ignorable="w14 w15 w16se w16cid w16 w16cex w16sdtdh w16sdtfl w16du wp14">
+<w:hdr xmlns:wpc="http://schemas.microsoft.com/office/word/2010/wordprocessingCanvas" xmlns:cx="http://schemas.microsoft.com/office/drawing/2014/chartex" xmlns:cx1="http://schemas.microsoft.com/office/drawing/2015/9/8/chartex" xmlns:cx2="http://schemas.microsoft.com/office/drawing/2015/10/21/chartex" xmlns:cx3="http://schemas.microsoft.com/office/drawing/2016/5/9/chartex" xmlns:cx4="http://schemas.microsoft.com/office/drawing/2016/5/10/chartex" xmlns:cx5="http://schemas.microsoft.com/office/drawing/2016/5/11/chartex" xmlns:cx6="http://schemas.microsoft.com/office/drawing/2016/5/12/chartex" xmlns:cx7="http://schemas.microsoft.com/office/drawing/2016/5/13/chartex" xmlns:cx8="http://schemas.microsoft.com/office/drawing/2016/5/14/chartex" xmlns:mc="http://schemas.openxmlformats.org/markup-compatibility/2006" xmlns:m="http://schemas.openxmlformats.org/officeDocument/2006/math" xmlns:aink="http://schemas.microsoft.com/office/drawing/2016/ink" xmlns:am3d="http://schemas.microsoft.com/office/drawing/2017/model3d" xmlns:oel="http://schemas.microsoft.com/office/2019/extlst" xmlns:r="http://schemas.openxmlformats.org/officeDocument/2006/relationships" xmlns:wp14="http://schemas.microsoft.com/office/word/2010/wordprocessingDrawing" xmlns:wp="http://schemas.openxmlformats.org/drawingml/2006/wordprocessingDrawing" xmlns:wpg="http://schemas.microsoft.com/office/word/2010/wordprocessingGroup" xmlns:wpi="http://schemas.microsoft.com/office/word/2010/wordprocessingInk" xmlns:wps="http://schemas.microsoft.com/office/word/2010/wordprocessingShape" xmlns:o="urn:schemas-microsoft-com:office:office" xmlns:v="urn:schemas-microsoft-com:vml" xmlns:w10="urn:schemas-microsoft-com:office:word" xmlns:w="http://schemas.openxmlformats.org/wordprocessingml/2006/main" xmlns:w14="http://schemas.microsoft.com/office/word/2010/wordml" xmlns:w15="http://schemas.microsoft.com/office/word/2012/wordml" xmlns:w16cei="http://schemas.microsoft.com/office/word/2026/wordml/cei" xmlns:w16cex="http://schemas.microsoft.com/office/word/2018/wordml/cex" xmlns:w16cid="http://schemas.microsoft.com/office/word/2016/wordml/cid" xmlns:w16="http://schemas.microsoft.com/office/word/2018/wordml" xmlns:w16sdtdh="http://schemas.microsoft.com/office/word/2020/wordml/sdtdatahash" xmlns:w16sdtfl="http://schemas.microsoft.com/office/word/2024/wordml/sdtformatlock" xmlns:w16se="http://schemas.microsoft.com/office/word/2015/wordml/symex" xmlns:w16du="http://schemas.microsoft.com/office/word/2023/wordml/word16du" xmlns:wne="http://schemas.microsoft.com/office/word/2006/wordml" mc:Ignorable="w14 w15 w16se w16cid w16 w16cex w16sdtdh w16sdtfl w16du wp14">
   <w:sdt>
     <w:sdtPr>
       <w:rPr>
@@ -18942,7 +19034,7 @@
 </file>
 
 <file path=word/header2.xml><?xml version="1.0" encoding="utf-8"?>
-<w:hdr xmlns:wpc="http://schemas.microsoft.com/office/word/2010/wordprocessingCanvas" xmlns:cx="http://schemas.microsoft.com/office/drawing/2014/chartex" xmlns:cx1="http://schemas.microsoft.com/office/drawing/2015/9/8/chartex" xmlns:cx2="http://schemas.microsoft.com/office/drawing/2015/10/21/chartex" xmlns:cx3="http://schemas.microsoft.com/office/drawing/2016/5/9/chartex" xmlns:cx4="http://schemas.microsoft.com/office/drawing/2016/5/10/chartex" xmlns:cx5="http://schemas.microsoft.com/office/drawing/2016/5/11/chartex" xmlns:cx6="http://schemas.microsoft.com/office/drawing/2016/5/12/chartex" xmlns:cx7="http://schemas.microsoft.com/office/drawing/2016/5/13/chartex" xmlns:cx8="http://schemas.microsoft.com/office/drawing/2016/5/14/chartex" xmlns:mc="http://schemas.openxmlformats.org/markup-compatibility/2006" xmlns:aink="http://schemas.microsoft.com/office/drawing/2016/ink" xmlns:am3d="http://schemas.microsoft.com/office/drawing/2017/model3d" xmlns:o="urn:schemas-microsoft-com:office:office" xmlns:oel="http://schemas.microsoft.com/office/2019/extlst" xmlns:r="http://schemas.openxmlformats.org/officeDocument/2006/relationships" xmlns:m="http://schemas.openxmlformats.org/officeDocument/2006/math" xmlns:v="urn:schemas-microsoft-com:vml" xmlns:wp14="http://schemas.microsoft.com/office/word/2010/wordprocessingDrawing" xmlns:wp="http://schemas.openxmlformats.org/drawingml/2006/wordprocessingDrawing" xmlns:w10="urn:schemas-microsoft-com:office:word" xmlns:w="http://schemas.openxmlformats.org/wordprocessingml/2006/main" xmlns:w14="http://schemas.microsoft.com/office/word/2010/wordml" xmlns:w15="http://schemas.microsoft.com/office/word/2012/wordml" xmlns:w16cex="http://schemas.microsoft.com/office/word/2018/wordml/cex" xmlns:w16cid="http://schemas.microsoft.com/office/word/2016/wordml/cid" xmlns:w16="http://schemas.microsoft.com/office/word/2018/wordml" xmlns:w16du="http://schemas.microsoft.com/office/word/2023/wordml/word16du" xmlns:w16sdtdh="http://schemas.microsoft.com/office/word/2020/wordml/sdtdatahash" xmlns:w16sdtfl="http://schemas.microsoft.com/office/word/2024/wordml/sdtformatlock" xmlns:w16se="http://schemas.microsoft.com/office/word/2015/wordml/symex" xmlns:wpg="http://schemas.microsoft.com/office/word/2010/wordprocessingGroup" xmlns:wpi="http://schemas.microsoft.com/office/word/2010/wordprocessingInk" xmlns:wne="http://schemas.microsoft.com/office/word/2006/wordml" xmlns:wps="http://schemas.microsoft.com/office/word/2010/wordprocessingShape" mc:Ignorable="w14 w15 w16se w16cid w16 w16cex w16sdtdh w16sdtfl w16du wp14">
+<w:hdr xmlns:wpc="http://schemas.microsoft.com/office/word/2010/wordprocessingCanvas" xmlns:cx="http://schemas.microsoft.com/office/drawing/2014/chartex" xmlns:cx1="http://schemas.microsoft.com/office/drawing/2015/9/8/chartex" xmlns:cx2="http://schemas.microsoft.com/office/drawing/2015/10/21/chartex" xmlns:cx3="http://schemas.microsoft.com/office/drawing/2016/5/9/chartex" xmlns:cx4="http://schemas.microsoft.com/office/drawing/2016/5/10/chartex" xmlns:cx5="http://schemas.microsoft.com/office/drawing/2016/5/11/chartex" xmlns:cx6="http://schemas.microsoft.com/office/drawing/2016/5/12/chartex" xmlns:cx7="http://schemas.microsoft.com/office/drawing/2016/5/13/chartex" xmlns:cx8="http://schemas.microsoft.com/office/drawing/2016/5/14/chartex" xmlns:mc="http://schemas.openxmlformats.org/markup-compatibility/2006" xmlns:m="http://schemas.openxmlformats.org/officeDocument/2006/math" xmlns:aink="http://schemas.microsoft.com/office/drawing/2016/ink" xmlns:am3d="http://schemas.microsoft.com/office/drawing/2017/model3d" xmlns:oel="http://schemas.microsoft.com/office/2019/extlst" xmlns:r="http://schemas.openxmlformats.org/officeDocument/2006/relationships" xmlns:wp14="http://schemas.microsoft.com/office/word/2010/wordprocessingDrawing" xmlns:wp="http://schemas.openxmlformats.org/drawingml/2006/wordprocessingDrawing" xmlns:wpg="http://schemas.microsoft.com/office/word/2010/wordprocessingGroup" xmlns:wpi="http://schemas.microsoft.com/office/word/2010/wordprocessingInk" xmlns:wps="http://schemas.microsoft.com/office/word/2010/wordprocessingShape" xmlns:o="urn:schemas-microsoft-com:office:office" xmlns:v="urn:schemas-microsoft-com:vml" xmlns:w10="urn:schemas-microsoft-com:office:word" xmlns:w="http://schemas.openxmlformats.org/wordprocessingml/2006/main" xmlns:w14="http://schemas.microsoft.com/office/word/2010/wordml" xmlns:w15="http://schemas.microsoft.com/office/word/2012/wordml" xmlns:w16cei="http://schemas.microsoft.com/office/word/2026/wordml/cei" xmlns:w16cex="http://schemas.microsoft.com/office/word/2018/wordml/cex" xmlns:w16cid="http://schemas.microsoft.com/office/word/2016/wordml/cid" xmlns:w16="http://schemas.microsoft.com/office/word/2018/wordml" xmlns:w16sdtdh="http://schemas.microsoft.com/office/word/2020/wordml/sdtdatahash" xmlns:w16sdtfl="http://schemas.microsoft.com/office/word/2024/wordml/sdtformatlock" xmlns:w16se="http://schemas.microsoft.com/office/word/2015/wordml/symex" xmlns:w16du="http://schemas.microsoft.com/office/word/2023/wordml/word16du" xmlns:wne="http://schemas.microsoft.com/office/word/2006/wordml" mc:Ignorable="w14 w15 w16se w16cid w16 w16cex w16sdtdh w16sdtfl w16du wp14">
   <w:sdt>
     <w:sdtPr>
       <w:rPr>
@@ -19038,7 +19130,7 @@
 </file>
 
 <file path=word/numbering.xml><?xml version="1.0" encoding="utf-8"?>
-<w:numbering xmlns:wpc="http://schemas.microsoft.com/office/word/2010/wordprocessingCanvas" xmlns:cx="http://schemas.microsoft.com/office/drawing/2014/chartex" xmlns:cx1="http://schemas.microsoft.com/office/drawing/2015/9/8/chartex" xmlns:cx2="http://schemas.microsoft.com/office/drawing/2015/10/21/chartex" xmlns:cx3="http://schemas.microsoft.com/office/drawing/2016/5/9/chartex" xmlns:cx4="http://schemas.microsoft.com/office/drawing/2016/5/10/chartex" xmlns:cx5="http://schemas.microsoft.com/office/drawing/2016/5/11/chartex" xmlns:cx6="http://schemas.microsoft.com/office/drawing/2016/5/12/chartex" xmlns:cx7="http://schemas.microsoft.com/office/drawing/2016/5/13/chartex" xmlns:cx8="http://schemas.microsoft.com/office/drawing/2016/5/14/chartex" xmlns:mc="http://schemas.openxmlformats.org/markup-compatibility/2006" xmlns:aink="http://schemas.microsoft.com/office/drawing/2016/ink" xmlns:am3d="http://schemas.microsoft.com/office/drawing/2017/model3d" xmlns:o="urn:schemas-microsoft-com:office:office" xmlns:oel="http://schemas.microsoft.com/office/2019/extlst" xmlns:r="http://schemas.openxmlformats.org/officeDocument/2006/relationships" xmlns:m="http://schemas.openxmlformats.org/officeDocument/2006/math" xmlns:v="urn:schemas-microsoft-com:vml" xmlns:wp14="http://schemas.microsoft.com/office/word/2010/wordprocessingDrawing" xmlns:wp="http://schemas.openxmlformats.org/drawingml/2006/wordprocessingDrawing" xmlns:w10="urn:schemas-microsoft-com:office:word" xmlns:w="http://schemas.openxmlformats.org/wordprocessingml/2006/main" xmlns:w14="http://schemas.microsoft.com/office/word/2010/wordml" xmlns:w15="http://schemas.microsoft.com/office/word/2012/wordml" xmlns:w16cex="http://schemas.microsoft.com/office/word/2018/wordml/cex" xmlns:w16cid="http://schemas.microsoft.com/office/word/2016/wordml/cid" xmlns:w16="http://schemas.microsoft.com/office/word/2018/wordml" xmlns:w16du="http://schemas.microsoft.com/office/word/2023/wordml/word16du" xmlns:w16sdtdh="http://schemas.microsoft.com/office/word/2020/wordml/sdtdatahash" xmlns:w16sdtfl="http://schemas.microsoft.com/office/word/2024/wordml/sdtformatlock" xmlns:w16se="http://schemas.microsoft.com/office/word/2015/wordml/symex" xmlns:wpg="http://schemas.microsoft.com/office/word/2010/wordprocessingGroup" xmlns:wpi="http://schemas.microsoft.com/office/word/2010/wordprocessingInk" xmlns:wne="http://schemas.microsoft.com/office/word/2006/wordml" xmlns:wps="http://schemas.microsoft.com/office/word/2010/wordprocessingShape" mc:Ignorable="w14 w15 w16se w16cid w16 w16cex w16sdtdh w16sdtfl w16du wp14">
+<w:numbering xmlns:wpc="http://schemas.microsoft.com/office/word/2010/wordprocessingCanvas" xmlns:cx="http://schemas.microsoft.com/office/drawing/2014/chartex" xmlns:cx1="http://schemas.microsoft.com/office/drawing/2015/9/8/chartex" xmlns:cx2="http://schemas.microsoft.com/office/drawing/2015/10/21/chartex" xmlns:cx3="http://schemas.microsoft.com/office/drawing/2016/5/9/chartex" xmlns:cx4="http://schemas.microsoft.com/office/drawing/2016/5/10/chartex" xmlns:cx5="http://schemas.microsoft.com/office/drawing/2016/5/11/chartex" xmlns:cx6="http://schemas.microsoft.com/office/drawing/2016/5/12/chartex" xmlns:cx7="http://schemas.microsoft.com/office/drawing/2016/5/13/chartex" xmlns:cx8="http://schemas.microsoft.com/office/drawing/2016/5/14/chartex" xmlns:mc="http://schemas.openxmlformats.org/markup-compatibility/2006" xmlns:m="http://schemas.openxmlformats.org/officeDocument/2006/math" xmlns:aink="http://schemas.microsoft.com/office/drawing/2016/ink" xmlns:am3d="http://schemas.microsoft.com/office/drawing/2017/model3d" xmlns:oel="http://schemas.microsoft.com/office/2019/extlst" xmlns:r="http://schemas.openxmlformats.org/officeDocument/2006/relationships" xmlns:wp14="http://schemas.microsoft.com/office/word/2010/wordprocessingDrawing" xmlns:wp="http://schemas.openxmlformats.org/drawingml/2006/wordprocessingDrawing" xmlns:wpg="http://schemas.microsoft.com/office/word/2010/wordprocessingGroup" xmlns:wpi="http://schemas.microsoft.com/office/word/2010/wordprocessingInk" xmlns:wps="http://schemas.microsoft.com/office/word/2010/wordprocessingShape" xmlns:o="urn:schemas-microsoft-com:office:office" xmlns:v="urn:schemas-microsoft-com:vml" xmlns:w10="urn:schemas-microsoft-com:office:word" xmlns:w="http://schemas.openxmlformats.org/wordprocessingml/2006/main" xmlns:w14="http://schemas.microsoft.com/office/word/2010/wordml" xmlns:w15="http://schemas.microsoft.com/office/word/2012/wordml" xmlns:w16cei="http://schemas.microsoft.com/office/word/2026/wordml/cei" xmlns:w16cex="http://schemas.microsoft.com/office/word/2018/wordml/cex" xmlns:w16cid="http://schemas.microsoft.com/office/word/2016/wordml/cid" xmlns:w16="http://schemas.microsoft.com/office/word/2018/wordml" xmlns:w16sdtdh="http://schemas.microsoft.com/office/word/2020/wordml/sdtdatahash" xmlns:w16sdtfl="http://schemas.microsoft.com/office/word/2024/wordml/sdtformatlock" xmlns:w16se="http://schemas.microsoft.com/office/word/2015/wordml/symex" xmlns:w16du="http://schemas.microsoft.com/office/word/2023/wordml/word16du" xmlns:wne="http://schemas.microsoft.com/office/word/2006/wordml" mc:Ignorable="w14 w15 w16se w16cid w16 w16cex w16sdtdh w16sdtfl w16du wp14">
   <w:abstractNum w:abstractNumId="0" w15:restartNumberingAfterBreak="0">
     <w:nsid w:val="1E474B93"/>
     <w:multiLevelType w:val="hybridMultilevel"/>
@@ -19426,7 +19518,7 @@
 </file>
 
 <file path=word/styles.xml><?xml version="1.0" encoding="utf-8"?>
-<w:styles xmlns:mc="http://schemas.openxmlformats.org/markup-compatibility/2006" xmlns:r="http://schemas.openxmlformats.org/officeDocument/2006/relationships" xmlns:w="http://schemas.openxmlformats.org/wordprocessingml/2006/main" xmlns:w14="http://schemas.microsoft.com/office/word/2010/wordml" xmlns:w15="http://schemas.microsoft.com/office/word/2012/wordml" xmlns:w16cex="http://schemas.microsoft.com/office/word/2018/wordml/cex" xmlns:w16cid="http://schemas.microsoft.com/office/word/2016/wordml/cid" xmlns:w16="http://schemas.microsoft.com/office/word/2018/wordml" xmlns:w16du="http://schemas.microsoft.com/office/word/2023/wordml/word16du" xmlns:w16sdtdh="http://schemas.microsoft.com/office/word/2020/wordml/sdtdatahash" xmlns:w16sdtfl="http://schemas.microsoft.com/office/word/2024/wordml/sdtformatlock" xmlns:w16se="http://schemas.microsoft.com/office/word/2015/wordml/symex" mc:Ignorable="w14 w15 w16se w16cid w16 w16cex w16sdtdh w16sdtfl w16du">
+<w:styles xmlns:mc="http://schemas.openxmlformats.org/markup-compatibility/2006" xmlns:r="http://schemas.openxmlformats.org/officeDocument/2006/relationships" xmlns:w="http://schemas.openxmlformats.org/wordprocessingml/2006/main" xmlns:w14="http://schemas.microsoft.com/office/word/2010/wordml" xmlns:w15="http://schemas.microsoft.com/office/word/2012/wordml" xmlns:w16cex="http://schemas.microsoft.com/office/word/2018/wordml/cex" xmlns:w16cid="http://schemas.microsoft.com/office/word/2016/wordml/cid" xmlns:w16="http://schemas.microsoft.com/office/word/2018/wordml" xmlns:w16sdtdh="http://schemas.microsoft.com/office/word/2020/wordml/sdtdatahash" xmlns:w16sdtfl="http://schemas.microsoft.com/office/word/2024/wordml/sdtformatlock" xmlns:w16se="http://schemas.microsoft.com/office/word/2015/wordml/symex" xmlns:w16du="http://schemas.microsoft.com/office/word/2023/wordml/word16du" mc:Ignorable="w14 w15 w16se w16cid w16 w16cex w16sdtdh w16sdtfl w16du">
   <w:docDefaults>
     <w:rPrDefault>
       <w:rPr>
